--- a/data/revised_2026-10_full/outputs/v2/Maths/SS3.2_Rotation/Mathematics_Rotation_FinalExplanation_TeacherKey.docx
+++ b/data/revised_2026-10_full/outputs/v2/Maths/SS3.2_Rotation/Mathematics_Rotation_FinalExplanation_TeacherKey.docx
@@ -3498,7 +3498,7 @@
         </w:rPr>
         <w:t xml:space="preserve">© 2026 SeaVuria and ARES. This work is licensed under a </w:t>
       </w:r>
-      <w:hyperlink w:history="1" r:id="rIdfcjwc9z7sr_czaqeniqwm">
+      <w:hyperlink w:history="1" r:id="rId6ziaq_2z6o4w7a9tjkbuy">
         <w:r>
           <w:rPr>
             <w:rFonts w:ascii="Arial" w:cs="Arial" w:eastAsia="Arial" w:hAnsi="Arial"/>
@@ -3518,7 +3518,7 @@
         </w:rPr>
         <w:t xml:space="preserve"> (</w:t>
       </w:r>
-      <w:hyperlink w:history="1" r:id="rIdetscoalrgtg5jenvpanov">
+      <w:hyperlink w:history="1" r:id="rIdecxnnhj5mpbbt-8warz0s">
         <w:r>
           <w:rPr>
             <w:rFonts w:ascii="Arial" w:cs="Arial" w:eastAsia="Arial" w:hAnsi="Arial"/>
@@ -3538,7 +3538,7 @@
         </w:rPr>
         <w:t xml:space="preserve">). To view a copy of this license, visit </w:t>
       </w:r>
-      <w:hyperlink w:history="1" r:id="rId-yv55e4sf2tvrljhd_idc">
+      <w:hyperlink w:history="1" r:id="rIdn2mv7_napyiudqwyvby30">
         <w:r>
           <w:rPr>
             <w:rFonts w:ascii="Arial" w:cs="Arial" w:eastAsia="Arial" w:hAnsi="Arial"/>
